--- a/MacVitals 使用手冊.docx
+++ b/MacVitals 使用手冊.docx
@@ -3896,6 +3896,70 @@
       </w:pPr>
       <w:r>
         <w:t xml:space="preserve">A:使用中請不要關閉,關掉程式就停止了。完成體檢、處理完修復後,再關閉它即可。</w:t>
+      </w:r>
+    </w:p>
+    <w:p>
+      <w:pPr>
+        <w:pStyle w:val="Heading2"/>
+      </w:pPr>
+      <w:r>
+        <w:t xml:space="preserve">Q:按「修復」按鈕沒反應或失敗?</w:t>
+      </w:r>
+    </w:p>
+    <w:p>
+      <w:pPr>
+        <w:spacing w:after="120"/>
+      </w:pPr>
+      <w:r>
+        <w:t xml:space="preserve">A:修復功能需要透過「開始體檢」自動打開的網頁、且那個黑色視窗仍開著才能運作。常見兩種情況:</w:t>
+      </w:r>
+    </w:p>
+    <w:p>
+      <w:pPr>
+        <w:pStyle w:val="ListParagraph"/>
+        <w:numPr>
+          <w:ilvl w:val="0"/>
+          <w:numId w:val="2"/>
+        </w:numPr>
+        <w:spacing w:after="60"/>
+      </w:pPr>
+      <w:r>
+        <w:rPr>
+          <w:b/>
+          <w:bCs/>
+        </w:rPr>
+        <w:t xml:space="preserve">你直接雙擊了 report 資料夾裡的 index.html(網址是 file://…)</w:t>
+      </w:r>
+      <w:r>
+        <w:t xml:space="preserve">:請改從「開始體檢」自動打開的網頁(網址列是 127.0.0.1)操作。</w:t>
+      </w:r>
+    </w:p>
+    <w:p>
+      <w:pPr>
+        <w:pStyle w:val="ListParagraph"/>
+        <w:numPr>
+          <w:ilvl w:val="0"/>
+          <w:numId w:val="2"/>
+        </w:numPr>
+        <w:spacing w:after="60"/>
+      </w:pPr>
+      <w:r>
+        <w:rPr>
+          <w:b/>
+          <w:bCs/>
+        </w:rPr>
+        <w:t xml:space="preserve">你把黑色「開始體檢」視窗關掉了</w:t>
+      </w:r>
+      <w:r>
+        <w:t xml:space="preserve">:請重新雙擊「開始體檢」,再從它打開的網頁操作。</w:t>
+      </w:r>
+    </w:p>
+    <w:p>
+      <w:pPr>
+        <w:spacing w:after="120"/>
+      </w:pPr>
+      <w:r>
+        <w:t xml:space="preserve">報告偵測到這情況時,會在最上方顯示黃色提示告訴你怎麼做。(純看報告不受影響,只有「修復」需要程式在執行。)</w:t>
       </w:r>
     </w:p>
     <w:p>
